--- a/prototype/参考文档/2、开课管理/02_专业开课/03_开课名单/开课名单20260909V2/开课名单20260909V2.docx
+++ b/prototype/参考文档/2、开课管理/02_专业开课/03_开课名单/开课名单20260909V2/开课名单20260909V2.docx
@@ -36,41 +36,7 @@
           <w:color w:val="475569"/>
           <w:sz w:val="19"/>
         </w:rPr>
-        <w:t xml:space="preserve"> 20260909V2 · 关闭已拍板 UC · </w:t>
-      </w:r>
-      <w:r>
-        <w:rPr>
-          <w:rFonts w:ascii="宋体" w:hAnsi="宋体" w:eastAsia="宋体"/>
-          <w:b/>
-          <w:sz w:val="19"/>
-        </w:rPr>
-        <w:t>创建日期：</w:t>
-      </w:r>
-      <w:r>
-        <w:rPr>
-          <w:rFonts w:ascii="宋体" w:hAnsi="宋体" w:eastAsia="宋体"/>
-          <w:b w:val="0"/>
-          <w:color w:val="475569"/>
-          <w:sz w:val="19"/>
-        </w:rPr>
-        <w:t xml:space="preserve"> 2026 年 9 月 2 日 · </w:t>
-      </w:r>
-      <w:r>
-        <w:rPr>
-          <w:rFonts w:ascii="宋体" w:hAnsi="宋体" w:eastAsia="宋体"/>
-          <w:b/>
-          <w:sz w:val="19"/>
-        </w:rPr>
-        <w:t>完整重写覆盖：</w:t>
-      </w:r>
-      <w:r>
-        <w:rPr>
-          <w:rFonts w:ascii="宋体" w:hAnsi="宋体" w:eastAsia="宋体"/>
-          <w:b w:val="0"/>
-          <w:color w:val="475569"/>
-          <w:sz w:val="19"/>
-        </w:rPr>
-        <w:t xml:space="preserve"> 2026 年 9 月 3 日</w:t>
+        <w:t xml:space="preserve"> 20260909V2</w:t>
       </w:r>
     </w:p>
     <w:p>
@@ -140,6 +106,65 @@
           <w:sz w:val="19"/>
         </w:rPr>
         <w:t xml:space="preserve"> 可见 UI 文案 + tip/alert；本版相对上一薄版为完整重写（覆盖同文件夹）</w:t>
+      </w:r>
+    </w:p>
+    <w:p>
+      <w:pPr>
+        <w:spacing w:before="40" w:after="160"/>
+        <w:ind w:left="227"/>
+      </w:pPr>
+      <w:r>
+        <w:rPr>
+          <w:rFonts w:ascii="宋体" w:hAnsi="宋体" w:eastAsia="宋体"/>
+          <w:b/>
+          <w:sz w:val="19"/>
+        </w:rPr>
+        <w:t>修订记录：</w:t>
+      </w:r>
+    </w:p>
+    <w:p>
+      <w:pPr>
+        <w:spacing w:before="40" w:after="160"/>
+        <w:ind w:left="227"/>
+      </w:pPr>
+      <w:r>
+        <w:rPr>
+          <w:rFonts w:ascii="宋体" w:hAnsi="宋体" w:eastAsia="宋体"/>
+          <w:b w:val="0"/>
+          <w:color w:val="475569"/>
+          <w:sz w:val="19"/>
+        </w:rPr>
+        <w:t>- 2026-09-02 创建</w:t>
+      </w:r>
+    </w:p>
+    <w:p>
+      <w:pPr>
+        <w:spacing w:before="40" w:after="160"/>
+        <w:ind w:left="227"/>
+      </w:pPr>
+      <w:r>
+        <w:rPr>
+          <w:rFonts w:ascii="宋体" w:hAnsi="宋体" w:eastAsia="宋体"/>
+          <w:b w:val="0"/>
+          <w:color w:val="475569"/>
+          <w:sz w:val="19"/>
+        </w:rPr>
+        <w:t>- 2026-09-03 完整重写覆盖；关闭已拍板 UC</w:t>
+      </w:r>
+    </w:p>
+    <w:p>
+      <w:pPr>
+        <w:spacing w:before="40" w:after="160"/>
+        <w:ind w:left="227"/>
+      </w:pPr>
+      <w:r>
+        <w:rPr>
+          <w:rFonts w:ascii="宋体" w:hAnsi="宋体" w:eastAsia="宋体"/>
+          <w:b w:val="0"/>
+          <w:color w:val="475569"/>
+          <w:sz w:val="19"/>
+        </w:rPr>
+        <w:t>- 2026-09-09 名单退回 = 安排撤回口径覆盖</w:t>
       </w:r>
     </w:p>
     <w:p>
@@ -1110,7 +1135,7 @@
           <w:b w:val="0"/>
           <w:sz w:val="21"/>
         </w:rPr>
-        <w:t>列表工具栏：退回。行操作：管理名单（进入 P02）。工作台学生区按钮（已明确）：一键分配、预置名单、添加学生、调整分组、移除、名单移除记录、预重修名单。学生表列：学号、姓名、性别、国籍、学生类别、专业、入学批次、课程组、学籍状态、学籍类型、来源。</w:t>
+        <w:t>列表工具栏：退回（与开课安排「撤回」同一效果，见 BR002）。行操作：管理名单（进入 P02）。工作台学生区按钮（已明确）：一键分配、预置名单、添加学生、调整分组、移除、名单移除记录、预重修名单。学生表列：学号、姓名、性别、国籍、学生类别、专业、入学批次、课程组、学籍状态、学籍类型、来源。</w:t>
       </w:r>
     </w:p>
     <w:p>
@@ -12174,7 +12199,7 @@
                 <w:b w:val="0"/>
                 <w:sz w:val="18"/>
               </w:rPr>
-              <w:t>允许退回</w:t>
+              <w:t>安排已生效</w:t>
             </w:r>
           </w:p>
         </w:tc>
@@ -12193,7 +12218,7 @@
                 <w:b w:val="0"/>
                 <w:sz w:val="18"/>
               </w:rPr>
-              <w:t>批量退回</w:t>
+              <w:t>与开课安排「撤回」同一效果：已生效→草稿；分组/教师保留；授课确认不变；名单分组重置</w:t>
             </w:r>
           </w:p>
         </w:tc>
@@ -12231,7 +12256,7 @@
                 <w:b w:val="0"/>
                 <w:sz w:val="18"/>
               </w:rPr>
-              <w:t>—</w:t>
+              <w:t>已排课则禁退</w:t>
             </w:r>
           </w:p>
         </w:tc>
@@ -13838,7 +13863,7 @@
                 <w:b w:val="0"/>
                 <w:sz w:val="18"/>
               </w:rPr>
-              <w:t>名单分组与退回</w:t>
+              <w:t>名单退回与分组副作用</w:t>
             </w:r>
           </w:p>
         </w:tc>
@@ -13876,7 +13901,39 @@
                 <w:b w:val="0"/>
                 <w:sz w:val="18"/>
               </w:rPr>
-              <w:t>开课安排「撤回」后：名单分组结果重置，手动添加进课程的学生仍留在课程名单上，只清分组归属。开课安排「退回」后：名单分组清掉。本页工具栏退回与开课安排退回同一套（仅未生效可退回计划，见开课安排 BR003）。（已明确）</w:t>
+              <w:t>本页工具栏「退回」（教务入口）与开课安排「撤回」（学院入口）</w:t>
+            </w:r>
+            <w:r>
+              <w:rPr>
+                <w:rFonts w:ascii="宋体" w:hAnsi="宋体" w:eastAsia="宋体"/>
+                <w:b/>
+                <w:sz w:val="18"/>
+              </w:rPr>
+              <w:t>同一效果</w:t>
+            </w:r>
+            <w:r>
+              <w:rPr>
+                <w:rFonts w:ascii="宋体" w:hAnsi="宋体" w:eastAsia="宋体"/>
+                <w:b w:val="0"/>
+                <w:sz w:val="18"/>
+              </w:rPr>
+              <w:t>：已生效安排→草稿；分组结构、教师安排、安排详情保留；</w:t>
+            </w:r>
+            <w:r>
+              <w:rPr>
+                <w:rFonts w:ascii="宋体" w:hAnsi="宋体" w:eastAsia="宋体"/>
+                <w:b/>
+                <w:sz w:val="18"/>
+              </w:rPr>
+              <w:t>授课确认不变</w:t>
+            </w:r>
+            <w:r>
+              <w:rPr>
+                <w:rFonts w:ascii="宋体" w:hAnsi="宋体" w:eastAsia="宋体"/>
+                <w:b w:val="0"/>
+                <w:sz w:val="18"/>
+              </w:rPr>
+              <w:t>；名单分组结果重置（学生仍在课程名单上，含手动添加进课的人，只清分组归属）。须填写退回说明。已排课须先清排课结果后再退回。开课安排「退回」（未生效安排回开课计划、清空分组与教师）是另一件事，不在本页操作。开课安排「撤回」后的名单副作用与本页退回相同。（已明确）</w:t>
             </w:r>
           </w:p>
         </w:tc>
@@ -14068,7 +14125,7 @@
           <w:b w:val="0"/>
           <w:sz w:val="21"/>
         </w:rPr>
-        <w:t>前置：开课安排已提交。产生：名单行、分组分配。下游：课程班人数、选课。流程：列表 → 管理名单 → 分配/添加 → 保存。P02 安排详情交叉引用开课安排 PRD。</w:t>
+        <w:t>前置：开课安排已提交（已生效）。产生：名单行、分组分配。下游：课程班人数、选课。流程：列表 → 管理名单 → 分配/添加 → 保存。本页退回见 BR002（=安排撤回，≠安排退回计划）。P02 安排详情交叉引用开课安排 PRD。</w:t>
       </w:r>
     </w:p>
     <w:p>
